--- a/桌面交付包/10_发危建平总版/元谷招商材料工具包(精选脱敏版).docx
+++ b/桌面交付包/10_发危建平总版/元谷招商材料工具包(精选脱敏版).docx
@@ -40,7 +40,7 @@
           <w:color w:val="667086"/>
           <w:sz w:val="26"/>
         </w:rPr>
-        <w:t>项目一页通 · 招租亮点 · 产业牌照 · 产业沙龙 · 政策亮点 · 精选问答</w:t>
+        <w:t>项目一页通 · 招租亮点 · 产业牌照 · 产业沙龙 · 政策亮点 · 媒体宣传 · 精选问答</w:t>
       </w:r>
     </w:p>
     <w:p>
@@ -2636,7 +2636,402 @@
           <w:color w:val="0F244E"/>
           <w:sz w:val="36"/>
         </w:rPr>
-        <w:t>六、精选招商问答 (30 问)</w:t>
+        <w:t>六、媒体宣传服务(可选模块)</w:t>
+      </w:r>
+    </w:p>
+    <w:p>
+      <w:pPr>
+        <w:spacing w:after="80"/>
+        <w:ind w:firstLine="440"/>
+      </w:pPr>
+      <w:r>
+        <w:rPr>
+          <w:rFonts w:ascii="微软雅黑" w:hAnsi="微软雅黑" w:eastAsia="微软雅黑"/>
+          <w:b w:val="0"/>
+          <w:sz w:val="22"/>
+        </w:rPr>
+        <w:t>以『主流媒体权威引领 + 社交媒体精准触达』双轮驱动, 放大元谷项目品牌声量、赋能招商;详见《元谷媒体宣传方案(媒体服务)》。</w:t>
+      </w:r>
+    </w:p>
+    <w:p>
+      <w:pPr>
+        <w:spacing w:before="160" w:after="80"/>
+        <w:jc w:val="left"/>
+      </w:pPr>
+      <w:r>
+        <w:rPr>
+          <w:rFonts w:ascii="微软雅黑" w:hAnsi="微软雅黑" w:eastAsia="微软雅黑"/>
+          <w:b/>
+          <w:color w:val="0F244E"/>
+          <w:sz w:val="28"/>
+        </w:rPr>
+        <w:t>6.1 服务内容与报价</w:t>
+      </w:r>
+    </w:p>
+    <w:tbl>
+      <w:tblPr>
+        <w:tblStyle w:val="LightGrid-Accent1"/>
+        <w:tblW w:type="auto" w:w="0"/>
+        <w:tblLayout w:type="fixed"/>
+        <w:tblLook w:firstColumn="1" w:firstRow="1" w:lastColumn="0" w:lastRow="0" w:noHBand="0" w:noVBand="1" w:val="04A0"/>
+      </w:tblPr>
+      <w:tblGrid>
+        <w:gridCol w:w="3135"/>
+        <w:gridCol w:w="3135"/>
+        <w:gridCol w:w="3135"/>
+      </w:tblGrid>
+      <w:tr>
+        <w:tc>
+          <w:tcPr>
+            <w:tcW w:type="dxa" w:w="3402"/>
+            <w:shd w:fill="0F244E"/>
+          </w:tcPr>
+          <w:p>
+            <w:pPr>
+              <w:jc w:val="center"/>
+            </w:pPr>
+            <w:r>
+              <w:rPr>
+                <w:rFonts w:ascii="微软雅黑" w:hAnsi="微软雅黑" w:eastAsia="微软雅黑"/>
+                <w:b/>
+                <w:color w:val="FFFFFF"/>
+                <w:sz w:val="22"/>
+              </w:rPr>
+              <w:t>服务项目</w:t>
+            </w:r>
+          </w:p>
+        </w:tc>
+        <w:tc>
+          <w:tcPr>
+            <w:tcW w:type="dxa" w:w="1134"/>
+            <w:shd w:fill="0F244E"/>
+          </w:tcPr>
+          <w:p>
+            <w:pPr>
+              <w:jc w:val="center"/>
+            </w:pPr>
+            <w:r>
+              <w:rPr>
+                <w:rFonts w:ascii="微软雅黑" w:hAnsi="微软雅黑" w:eastAsia="微软雅黑"/>
+                <w:b/>
+                <w:color w:val="FFFFFF"/>
+                <w:sz w:val="22"/>
+              </w:rPr>
+              <w:t>数量</w:t>
+            </w:r>
+          </w:p>
+        </w:tc>
+        <w:tc>
+          <w:tcPr>
+            <w:tcW w:type="dxa" w:w="4535"/>
+            <w:shd w:fill="0F244E"/>
+          </w:tcPr>
+          <w:p>
+            <w:pPr>
+              <w:jc w:val="center"/>
+            </w:pPr>
+            <w:r>
+              <w:rPr>
+                <w:rFonts w:ascii="微软雅黑" w:hAnsi="微软雅黑" w:eastAsia="微软雅黑"/>
+                <w:b/>
+                <w:color w:val="FFFFFF"/>
+                <w:sz w:val="22"/>
+              </w:rPr>
+              <w:t>费用 / 说明</w:t>
+            </w:r>
+          </w:p>
+        </w:tc>
+      </w:tr>
+      <w:tr>
+        <w:tc>
+          <w:tcPr>
+            <w:tcW w:type="dxa" w:w="3402"/>
+            <w:vAlign w:val="center"/>
+          </w:tcPr>
+          <w:p>
+            <w:r>
+              <w:rPr>
+                <w:rFonts w:ascii="微软雅黑" w:hAnsi="微软雅黑" w:eastAsia="微软雅黑"/>
+                <w:b w:val="0"/>
+                <w:sz w:val="21"/>
+              </w:rPr>
+              <w:t>原创内容生产(品牌+营销稿原创采写)</w:t>
+            </w:r>
+          </w:p>
+        </w:tc>
+        <w:tc>
+          <w:tcPr>
+            <w:tcW w:type="dxa" w:w="1134"/>
+            <w:vAlign w:val="center"/>
+          </w:tcPr>
+          <w:p>
+            <w:r>
+              <w:rPr>
+                <w:rFonts w:ascii="微软雅黑" w:hAnsi="微软雅黑" w:eastAsia="微软雅黑"/>
+                <w:b w:val="0"/>
+                <w:sz w:val="21"/>
+              </w:rPr>
+              <w:t>3 篇</w:t>
+            </w:r>
+          </w:p>
+        </w:tc>
+        <w:tc>
+          <w:tcPr>
+            <w:tcW w:type="dxa" w:w="4535"/>
+            <w:vAlign w:val="center"/>
+          </w:tcPr>
+          <w:p>
+            <w:r>
+              <w:rPr>
+                <w:rFonts w:ascii="微软雅黑" w:hAnsi="微软雅黑" w:eastAsia="微软雅黑"/>
+                <w:b w:val="0"/>
+                <w:sz w:val="21"/>
+              </w:rPr>
+              <w:t>折后 5 万元(媒体总曝光量 ≥ 150 万)</w:t>
+            </w:r>
+          </w:p>
+        </w:tc>
+      </w:tr>
+      <w:tr>
+        <w:tc>
+          <w:tcPr>
+            <w:tcW w:type="dxa" w:w="3402"/>
+            <w:vAlign w:val="center"/>
+          </w:tcPr>
+          <w:p>
+            <w:r>
+              <w:rPr>
+                <w:rFonts w:ascii="微软雅黑" w:hAnsi="微软雅黑" w:eastAsia="微软雅黑"/>
+                <w:b w:val="0"/>
+                <w:sz w:val="21"/>
+              </w:rPr>
+              <w:t>中央级/全国/上海主流媒体宣发</w:t>
+            </w:r>
+          </w:p>
+        </w:tc>
+        <w:tc>
+          <w:tcPr>
+            <w:tcW w:type="dxa" w:w="1134"/>
+            <w:vAlign w:val="center"/>
+          </w:tcPr>
+          <w:p>
+            <w:r>
+              <w:rPr>
+                <w:rFonts w:ascii="微软雅黑" w:hAnsi="微软雅黑" w:eastAsia="微软雅黑"/>
+                <w:b w:val="0"/>
+                <w:sz w:val="21"/>
+              </w:rPr>
+              <w:t>10 篇</w:t>
+            </w:r>
+          </w:p>
+        </w:tc>
+        <w:tc>
+          <w:tcPr>
+            <w:tcW w:type="dxa" w:w="4535"/>
+            <w:vAlign w:val="center"/>
+          </w:tcPr>
+          <w:p>
+            <w:r>
+              <w:rPr>
+                <w:rFonts w:ascii="微软雅黑" w:hAnsi="微软雅黑" w:eastAsia="微软雅黑"/>
+                <w:b w:val="0"/>
+                <w:sz w:val="21"/>
+              </w:rPr>
+              <w:t>打包报价(按媒体档位据实核算)</w:t>
+            </w:r>
+          </w:p>
+        </w:tc>
+      </w:tr>
+      <w:tr>
+        <w:tc>
+          <w:tcPr>
+            <w:tcW w:type="dxa" w:w="3402"/>
+            <w:vAlign w:val="center"/>
+          </w:tcPr>
+          <w:p>
+            <w:r>
+              <w:rPr>
+                <w:rFonts w:ascii="微软雅黑" w:hAnsi="微软雅黑" w:eastAsia="微软雅黑"/>
+                <w:b w:val="0"/>
+                <w:sz w:val="21"/>
+              </w:rPr>
+              <w:t>社交媒体流量投放(抖音/今日头条信息流, 上海)</w:t>
+            </w:r>
+          </w:p>
+        </w:tc>
+        <w:tc>
+          <w:tcPr>
+            <w:tcW w:type="dxa" w:w="1134"/>
+            <w:vAlign w:val="center"/>
+          </w:tcPr>
+          <w:p>
+            <w:r>
+              <w:rPr>
+                <w:rFonts w:ascii="微软雅黑" w:hAnsi="微软雅黑" w:eastAsia="微软雅黑"/>
+                <w:b w:val="0"/>
+                <w:sz w:val="21"/>
+              </w:rPr>
+              <w:t>按投放量</w:t>
+            </w:r>
+          </w:p>
+        </w:tc>
+        <w:tc>
+          <w:tcPr>
+            <w:tcW w:type="dxa" w:w="4535"/>
+            <w:vAlign w:val="center"/>
+          </w:tcPr>
+          <w:p>
+            <w:r>
+              <w:rPr>
+                <w:rFonts w:ascii="微软雅黑" w:hAnsi="微软雅黑" w:eastAsia="微软雅黑"/>
+                <w:b w:val="0"/>
+                <w:sz w:val="21"/>
+              </w:rPr>
+              <w:t>按投放量计(短视频拍摄制作费不含)</w:t>
+            </w:r>
+          </w:p>
+        </w:tc>
+      </w:tr>
+      <w:tr>
+        <w:tc>
+          <w:tcPr>
+            <w:tcW w:type="dxa" w:w="3402"/>
+            <w:vAlign w:val="center"/>
+          </w:tcPr>
+          <w:p>
+            <w:r>
+              <w:rPr>
+                <w:rFonts w:ascii="微软雅黑" w:hAnsi="微软雅黑" w:eastAsia="微软雅黑"/>
+                <w:b w:val="0"/>
+                <w:sz w:val="21"/>
+              </w:rPr>
+              <w:t>营销策划与舆情管理咨询</w:t>
+            </w:r>
+          </w:p>
+        </w:tc>
+        <w:tc>
+          <w:tcPr>
+            <w:tcW w:type="dxa" w:w="1134"/>
+            <w:vAlign w:val="center"/>
+          </w:tcPr>
+          <w:p>
+            <w:r>
+              <w:rPr>
+                <w:rFonts w:ascii="微软雅黑" w:hAnsi="微软雅黑" w:eastAsia="微软雅黑"/>
+                <w:b w:val="0"/>
+                <w:sz w:val="21"/>
+              </w:rPr>
+              <w:t>不超 2 次</w:t>
+            </w:r>
+          </w:p>
+        </w:tc>
+        <w:tc>
+          <w:tcPr>
+            <w:tcW w:type="dxa" w:w="4535"/>
+            <w:vAlign w:val="center"/>
+          </w:tcPr>
+          <w:p>
+            <w:r>
+              <w:rPr>
+                <w:rFonts w:ascii="微软雅黑" w:hAnsi="微软雅黑" w:eastAsia="微软雅黑"/>
+                <w:b w:val="0"/>
+                <w:sz w:val="21"/>
+              </w:rPr>
+              <w:t>含于媒体服务包</w:t>
+            </w:r>
+          </w:p>
+        </w:tc>
+      </w:tr>
+    </w:tbl>
+    <w:p>
+      <w:pPr>
+        <w:spacing w:before="160" w:after="80"/>
+        <w:jc w:val="left"/>
+      </w:pPr>
+      <w:r>
+        <w:rPr>
+          <w:rFonts w:ascii="微软雅黑" w:hAnsi="微软雅黑" w:eastAsia="微软雅黑"/>
+          <w:b/>
+          <w:color w:val="0F244E"/>
+          <w:sz w:val="28"/>
+        </w:rPr>
+        <w:t>6.2 传播策略与媒体资源</w:t>
+      </w:r>
+    </w:p>
+    <w:p>
+      <w:pPr>
+        <w:spacing w:after="80"/>
+        <w:ind w:left="300"/>
+      </w:pPr>
+      <w:r>
+        <w:rPr>
+          <w:rFonts w:ascii="微软雅黑" w:hAnsi="微软雅黑" w:eastAsia="微软雅黑"/>
+          <w:b w:val="0"/>
+          <w:sz w:val="22"/>
+        </w:rPr>
+        <w:t>中央级/全国性媒体:央视新闻、央广网、人民网、新华网、中新网、第一财经、21 世纪经济报道、澎湃、界面、中国日报、上海证券报、中国证券报 等;</w:t>
+      </w:r>
+    </w:p>
+    <w:p>
+      <w:pPr>
+        <w:spacing w:after="80"/>
+        <w:ind w:left="300"/>
+      </w:pPr>
+      <w:r>
+        <w:rPr>
+          <w:rFonts w:ascii="微软雅黑" w:hAnsi="微软雅黑" w:eastAsia="微软雅黑"/>
+          <w:b w:val="0"/>
+          <w:sz w:val="22"/>
+        </w:rPr>
+        <w:t>社交媒体:抖音(信息流)+ 今日头条(深度阅读), 精准算法锁定目标受众;</w:t>
+      </w:r>
+    </w:p>
+    <w:p>
+      <w:pPr>
+        <w:spacing w:after="80"/>
+        <w:ind w:left="300"/>
+      </w:pPr>
+      <w:r>
+        <w:rPr>
+          <w:rFonts w:ascii="微软雅黑" w:hAnsi="微软雅黑" w:eastAsia="微软雅黑"/>
+          <w:b w:val="0"/>
+          <w:sz w:val="22"/>
+        </w:rPr>
+        <w:t>服务周期:自签订起至 2026/12/31, 乙方享优先续约权;合作结束提供完整投放报告(链接+曝光+分析);</w:t>
+      </w:r>
+    </w:p>
+    <w:p>
+      <w:pPr>
+        <w:spacing w:after="80"/>
+        <w:ind w:left="300"/>
+      </w:pPr>
+      <w:r>
+        <w:rPr>
+          <w:rFonts w:ascii="微软雅黑" w:hAnsi="微软雅黑" w:eastAsia="微软雅黑"/>
+          <w:b w:val="0"/>
+          <w:sz w:val="22"/>
+        </w:rPr>
+        <w:t>与 6 场沙龙 + 5·22 峰会 + 5 项挂牌协同, 在 9/30、5/1 关键节点前集中投放, 把声量转化为招商线索。</w:t>
+      </w:r>
+    </w:p>
+    <w:p>
+      <w:r>
+        <w:br w:type="page"/>
+      </w:r>
+    </w:p>
+    <w:p>
+      <w:pPr>
+        <w:spacing w:before="240" w:after="160"/>
+        <w:jc w:val="center"/>
+      </w:pPr>
+      <w:r>
+        <w:rPr>
+          <w:rFonts w:ascii="微软雅黑" w:hAnsi="微软雅黑" w:eastAsia="微软雅黑"/>
+          <w:b/>
+          <w:color w:val="0F244E"/>
+          <w:sz w:val="36"/>
+        </w:rPr>
+        <w:t>七、精选招商问答 (30 问)</w:t>
       </w:r>
     </w:p>
     <w:p>
